--- a/Demo Dokumente/DLP-Demo-Confidential-Intern-01.docx
+++ b/Demo Dokumente/DLP-Demo-Confidential-Intern-01.docx
@@ -187,7 +187,7 @@
           </w:tcPr>
           <w:p>
             <w:r>
-              <w:t xml:space="preserve">Demo D, Demo 9–10 (Testprotokoll), Demo-Matrix Abschnitt 2.1 Nr. 3 und 2.2 Nr. 10</w:t>
+              <w:t>DLP-Demos: Demo D, Abschnitt 2.2 Nr. 10, Testprotokoll (Abschnitt 18) Nr. 8</w:t>
             </w:r>
           </w:p>
         </w:tc>
